--- a/SE/solution/lab2/report.docx
+++ b/SE/solution/lab2/report.docx
@@ -1845,6 +1845,68 @@
         <w:t>Ключевые абстракции</w:t>
       </w:r>
     </w:p>
+    <w:p/>
+    <w:p>
+      <w:pPr>
+        <w:keepNext/>
+        <w:keepLines/>
+        <w:spacing w:before="0" w:after="0" w:line="288" w:lineRule="auto"/>
+        <w:ind w:firstLine="0"/>
+        <w:jc w:val="center"/>
+      </w:pPr>
+      <w:r>
+        <w:drawing>
+          <wp:inline xmlns:a="http://schemas.openxmlformats.org/drawingml/2006/main" xmlns:pic="http://schemas.openxmlformats.org/drawingml/2006/picture">
+            <wp:extent cx="5400000" cy="6724038"/>
+            <wp:docPr id="1" name="Picture 1"/>
+            <wp:cNvGraphicFramePr>
+              <a:graphicFrameLocks noChangeAspect="1"/>
+            </wp:cNvGraphicFramePr>
+            <a:graphic>
+              <a:graphicData uri="http://schemas.openxmlformats.org/drawingml/2006/picture">
+                <pic:pic>
+                  <pic:nvPicPr>
+                    <pic:cNvPr id="0" name="09_key_abstractions.png"/>
+                    <pic:cNvPicPr/>
+                  </pic:nvPicPr>
+                  <pic:blipFill>
+                    <a:blip r:embed="rId14"/>
+                    <a:stretch>
+                      <a:fillRect/>
+                    </a:stretch>
+                  </pic:blipFill>
+                  <pic:spPr>
+                    <a:xfrm>
+                      <a:off x="0" y="0"/>
+                      <a:ext cx="5400000" cy="6724038"/>
+                    </a:xfrm>
+                    <a:prstGeom prst="rect"/>
+                  </pic:spPr>
+                </pic:pic>
+              </a:graphicData>
+            </a:graphic>
+          </wp:inline>
+        </w:drawing>
+      </w:r>
+    </w:p>
+    <w:p>
+      <w:pPr>
+        <w:keepNext w:val="0"/>
+        <w:spacing w:before="0" w:after="0" w:line="288" w:lineRule="auto"/>
+        <w:ind w:firstLine="0"/>
+        <w:jc w:val="center"/>
+      </w:pPr>
+      <w:r>
+        <w:rPr>
+          <w:rFonts w:ascii="Times New Roman" w:hAnsi="Times New Roman" w:eastAsia="Times New Roman" w:cs="Times New Roman"/>
+          <w:b w:val="0"/>
+          <w:i w:val="0"/>
+          <w:sz w:val="28"/>
+        </w:rPr>
+        <w:t>Рисунок 1 – Ключевые абстракции</w:t>
+      </w:r>
+    </w:p>
+    <w:p/>
     <w:p>
       <w:pPr>
         <w:spacing w:before="0" w:after="0" w:line="288" w:lineRule="auto"/>
@@ -2043,29 +2105,68 @@
         <w:t>5.1 Диаграмма вариантов использования</w:t>
       </w:r>
     </w:p>
+    <w:p/>
     <w:p>
       <w:pPr>
+        <w:keepNext/>
+        <w:keepLines/>
         <w:spacing w:before="0" w:after="0" w:line="288" w:lineRule="auto"/>
-        <w:ind w:firstLine="709"/>
-        <w:jc w:val="both"/>
+        <w:ind w:firstLine="0"/>
+        <w:jc w:val="center"/>
+      </w:pPr>
+      <w:r>
+        <w:drawing>
+          <wp:inline xmlns:a="http://schemas.openxmlformats.org/drawingml/2006/main" xmlns:pic="http://schemas.openxmlformats.org/drawingml/2006/picture">
+            <wp:extent cx="5400000" cy="4064606"/>
+            <wp:docPr id="2" name="Picture 2"/>
+            <wp:cNvGraphicFramePr>
+              <a:graphicFrameLocks noChangeAspect="1"/>
+            </wp:cNvGraphicFramePr>
+            <a:graphic>
+              <a:graphicData uri="http://schemas.openxmlformats.org/drawingml/2006/picture">
+                <pic:pic>
+                  <pic:nvPicPr>
+                    <pic:cNvPr id="0" name="01_use_case_diagram.png"/>
+                    <pic:cNvPicPr/>
+                  </pic:nvPicPr>
+                  <pic:blipFill>
+                    <a:blip r:embed="rId15"/>
+                    <a:stretch>
+                      <a:fillRect/>
+                    </a:stretch>
+                  </pic:blipFill>
+                  <pic:spPr>
+                    <a:xfrm>
+                      <a:off x="0" y="0"/>
+                      <a:ext cx="5400000" cy="4064606"/>
+                    </a:xfrm>
+                    <a:prstGeom prst="rect"/>
+                  </pic:spPr>
+                </pic:pic>
+              </a:graphicData>
+            </a:graphic>
+          </wp:inline>
+        </w:drawing>
+      </w:r>
+    </w:p>
+    <w:p>
+      <w:pPr>
+        <w:keepNext w:val="0"/>
+        <w:spacing w:before="0" w:after="0" w:line="288" w:lineRule="auto"/>
+        <w:ind w:firstLine="0"/>
+        <w:jc w:val="center"/>
       </w:pPr>
       <w:r>
         <w:rPr>
           <w:rFonts w:ascii="Times New Roman" w:hAnsi="Times New Roman" w:eastAsia="Times New Roman" w:cs="Times New Roman"/>
           <w:b w:val="0"/>
-          <w:i/>
-        </w:rPr>
-        <w:t xml:space="preserve">Исходник: </w:t>
-      </w:r>
-      <w:r>
-        <w:rPr>
-          <w:rFonts w:ascii="Times New Roman" w:hAnsi="Times New Roman" w:eastAsia="Times New Roman" w:cs="Times New Roman"/>
-          <w:b w:val="0"/>
-          <w:i/>
-        </w:rPr>
-        <w:t>diagrams/01_use_case_diagram.puml</w:t>
+          <w:i w:val="0"/>
+          <w:sz w:val="28"/>
+        </w:rPr>
+        <w:t>Рисунок 2 – Диаграмма вариантов использования</w:t>
       </w:r>
     </w:p>
+    <w:p/>
     <w:p>
       <w:pPr>
         <w:spacing w:before="0" w:after="0" w:line="288" w:lineRule="auto"/>
@@ -2186,29 +2287,68 @@
         <w:t>5.2 Трассировка прецедентов</w:t>
       </w:r>
     </w:p>
+    <w:p/>
     <w:p>
       <w:pPr>
+        <w:keepNext/>
+        <w:keepLines/>
         <w:spacing w:before="0" w:after="0" w:line="288" w:lineRule="auto"/>
-        <w:ind w:firstLine="709"/>
-        <w:jc w:val="both"/>
+        <w:ind w:firstLine="0"/>
+        <w:jc w:val="center"/>
+      </w:pPr>
+      <w:r>
+        <w:drawing>
+          <wp:inline xmlns:a="http://schemas.openxmlformats.org/drawingml/2006/main" xmlns:pic="http://schemas.openxmlformats.org/drawingml/2006/picture">
+            <wp:extent cx="5400000" cy="1694982"/>
+            <wp:docPr id="3" name="Picture 3"/>
+            <wp:cNvGraphicFramePr>
+              <a:graphicFrameLocks noChangeAspect="1"/>
+            </wp:cNvGraphicFramePr>
+            <a:graphic>
+              <a:graphicData uri="http://schemas.openxmlformats.org/drawingml/2006/picture">
+                <pic:pic>
+                  <pic:nvPicPr>
+                    <pic:cNvPr id="0" name="02_traceabilities_diagram.png"/>
+                    <pic:cNvPicPr/>
+                  </pic:nvPicPr>
+                  <pic:blipFill>
+                    <a:blip r:embed="rId16"/>
+                    <a:stretch>
+                      <a:fillRect/>
+                    </a:stretch>
+                  </pic:blipFill>
+                  <pic:spPr>
+                    <a:xfrm>
+                      <a:off x="0" y="0"/>
+                      <a:ext cx="5400000" cy="1694982"/>
+                    </a:xfrm>
+                    <a:prstGeom prst="rect"/>
+                  </pic:spPr>
+                </pic:pic>
+              </a:graphicData>
+            </a:graphic>
+          </wp:inline>
+        </w:drawing>
+      </w:r>
+    </w:p>
+    <w:p>
+      <w:pPr>
+        <w:keepNext w:val="0"/>
+        <w:spacing w:before="0" w:after="0" w:line="288" w:lineRule="auto"/>
+        <w:ind w:firstLine="0"/>
+        <w:jc w:val="center"/>
       </w:pPr>
       <w:r>
         <w:rPr>
           <w:rFonts w:ascii="Times New Roman" w:hAnsi="Times New Roman" w:eastAsia="Times New Roman" w:cs="Times New Roman"/>
           <w:b w:val="0"/>
-          <w:i/>
-        </w:rPr>
-        <w:t xml:space="preserve">Исходник: </w:t>
-      </w:r>
-      <w:r>
-        <w:rPr>
-          <w:rFonts w:ascii="Times New Roman" w:hAnsi="Times New Roman" w:eastAsia="Times New Roman" w:cs="Times New Roman"/>
-          <w:b w:val="0"/>
-          <w:i/>
-        </w:rPr>
-        <w:t>diagrams/02_traceabilities_diagram.puml</w:t>
+          <w:i w:val="0"/>
+          <w:sz w:val="28"/>
+        </w:rPr>
+        <w:t>Рисунок 3 – Трассировка прецедентов</w:t>
       </w:r>
     </w:p>
+    <w:p/>
     <w:p>
       <w:pPr>
         <w:spacing w:before="0" w:after="0" w:line="288" w:lineRule="auto"/>
@@ -2337,29 +2477,77 @@
         <w:t>VOPC</w:t>
       </w:r>
     </w:p>
+    <w:p/>
     <w:p>
       <w:pPr>
+        <w:keepNext/>
+        <w:keepLines/>
         <w:spacing w:before="0" w:after="0" w:line="288" w:lineRule="auto"/>
-        <w:ind w:firstLine="709"/>
-        <w:jc w:val="both"/>
+        <w:ind w:firstLine="0"/>
+        <w:jc w:val="center"/>
       </w:pPr>
+      <w:r>
+        <w:drawing>
+          <wp:inline xmlns:a="http://schemas.openxmlformats.org/drawingml/2006/main" xmlns:pic="http://schemas.openxmlformats.org/drawingml/2006/picture">
+            <wp:extent cx="5400000" cy="5157303"/>
+            <wp:docPr id="4" name="Picture 4"/>
+            <wp:cNvGraphicFramePr>
+              <a:graphicFrameLocks noChangeAspect="1"/>
+            </wp:cNvGraphicFramePr>
+            <a:graphic>
+              <a:graphicData uri="http://schemas.openxmlformats.org/drawingml/2006/picture">
+                <pic:pic>
+                  <pic:nvPicPr>
+                    <pic:cNvPr id="0" name="03_vopc_analysis_diagram.png"/>
+                    <pic:cNvPicPr/>
+                  </pic:nvPicPr>
+                  <pic:blipFill>
+                    <a:blip r:embed="rId17"/>
+                    <a:stretch>
+                      <a:fillRect/>
+                    </a:stretch>
+                  </pic:blipFill>
+                  <pic:spPr>
+                    <a:xfrm>
+                      <a:off x="0" y="0"/>
+                      <a:ext cx="5400000" cy="5157303"/>
+                    </a:xfrm>
+                    <a:prstGeom prst="rect"/>
+                  </pic:spPr>
+                </pic:pic>
+              </a:graphicData>
+            </a:graphic>
+          </wp:inline>
+        </w:drawing>
+      </w:r>
+    </w:p>
+    <w:p>
+      <w:pPr>
+        <w:keepNext w:val="0"/>
+        <w:spacing w:before="0" w:after="0" w:line="288" w:lineRule="auto"/>
+        <w:ind w:firstLine="0"/>
+        <w:jc w:val="center"/>
+      </w:pPr>
+      <w:r>
+        <w:rPr>
+          <w:rFonts w:ascii="Times New Roman" w:hAnsi="Times New Roman" w:eastAsia="Times New Roman" w:cs="Times New Roman"/>
+          <w:b w:val="0"/>
+          <w:i w:val="0"/>
+          <w:sz w:val="28"/>
+        </w:rPr>
+        <w:t xml:space="preserve">Рисунок 4 – Классы анализа </w:t>
+      </w:r>
       <w:r>
         <w:rPr>
           <w:rFonts w:ascii="Times New Roman" w:hAnsi="Times New Roman" w:eastAsia="Times New Roman" w:cs="Times New Roman"/>
           <w:b w:val="0"/>
           <w:i/>
-        </w:rPr>
-        <w:t xml:space="preserve">Исходник: </w:t>
-      </w:r>
-      <w:r>
-        <w:rPr>
-          <w:rFonts w:ascii="Times New Roman" w:hAnsi="Times New Roman" w:eastAsia="Times New Roman" w:cs="Times New Roman"/>
-          <w:b w:val="0"/>
-          <w:i/>
-        </w:rPr>
-        <w:t>diagrams/03_vopc_analysis_diagram.puml</w:t>
+          <w:sz w:val="28"/>
+        </w:rPr>
+        <w:t>VOPC</w:t>
       </w:r>
     </w:p>
+    <w:p/>
     <w:p>
       <w:pPr>
         <w:spacing w:before="0" w:after="0" w:line="288" w:lineRule="auto"/>
@@ -2512,29 +2700,68 @@
         <w:t>5.4 Последовательность: поиск машин</w:t>
       </w:r>
     </w:p>
+    <w:p/>
     <w:p>
       <w:pPr>
+        <w:keepNext/>
+        <w:keepLines/>
         <w:spacing w:before="0" w:after="0" w:line="288" w:lineRule="auto"/>
-        <w:ind w:firstLine="709"/>
-        <w:jc w:val="both"/>
+        <w:ind w:firstLine="0"/>
+        <w:jc w:val="center"/>
+      </w:pPr>
+      <w:r>
+        <w:drawing>
+          <wp:inline xmlns:a="http://schemas.openxmlformats.org/drawingml/2006/main" xmlns:pic="http://schemas.openxmlformats.org/drawingml/2006/picture">
+            <wp:extent cx="5400000" cy="2604205"/>
+            <wp:docPr id="5" name="Picture 5"/>
+            <wp:cNvGraphicFramePr>
+              <a:graphicFrameLocks noChangeAspect="1"/>
+            </wp:cNvGraphicFramePr>
+            <a:graphic>
+              <a:graphicData uri="http://schemas.openxmlformats.org/drawingml/2006/picture">
+                <pic:pic>
+                  <pic:nvPicPr>
+                    <pic:cNvPr id="0" name="04_sequence_basic_flow_part1.png"/>
+                    <pic:cNvPicPr/>
+                  </pic:nvPicPr>
+                  <pic:blipFill>
+                    <a:blip r:embed="rId18"/>
+                    <a:stretch>
+                      <a:fillRect/>
+                    </a:stretch>
+                  </pic:blipFill>
+                  <pic:spPr>
+                    <a:xfrm>
+                      <a:off x="0" y="0"/>
+                      <a:ext cx="5400000" cy="2604205"/>
+                    </a:xfrm>
+                    <a:prstGeom prst="rect"/>
+                  </pic:spPr>
+                </pic:pic>
+              </a:graphicData>
+            </a:graphic>
+          </wp:inline>
+        </w:drawing>
+      </w:r>
+    </w:p>
+    <w:p>
+      <w:pPr>
+        <w:keepNext w:val="0"/>
+        <w:spacing w:before="0" w:after="0" w:line="288" w:lineRule="auto"/>
+        <w:ind w:firstLine="0"/>
+        <w:jc w:val="center"/>
       </w:pPr>
       <w:r>
         <w:rPr>
           <w:rFonts w:ascii="Times New Roman" w:hAnsi="Times New Roman" w:eastAsia="Times New Roman" w:cs="Times New Roman"/>
           <w:b w:val="0"/>
-          <w:i/>
-        </w:rPr>
-        <w:t xml:space="preserve">Исходник: </w:t>
-      </w:r>
-      <w:r>
-        <w:rPr>
-          <w:rFonts w:ascii="Times New Roman" w:hAnsi="Times New Roman" w:eastAsia="Times New Roman" w:cs="Times New Roman"/>
-          <w:b w:val="0"/>
-          <w:i/>
-        </w:rPr>
-        <w:t>diagrams/04_sequence_basic_flow_part1.puml</w:t>
+          <w:i w:val="0"/>
+          <w:sz w:val="28"/>
+        </w:rPr>
+        <w:t>Рисунок 5 – Последовательность: поиск машин</w:t>
       </w:r>
     </w:p>
+    <w:p/>
     <w:p>
       <w:pPr>
         <w:spacing w:before="0" w:after="0" w:line="288" w:lineRule="auto"/>
@@ -2575,29 +2802,68 @@
         <w:t>5.5 Последовательность: назначение водителя</w:t>
       </w:r>
     </w:p>
+    <w:p/>
     <w:p>
       <w:pPr>
+        <w:keepNext/>
+        <w:keepLines/>
         <w:spacing w:before="0" w:after="0" w:line="288" w:lineRule="auto"/>
-        <w:ind w:firstLine="709"/>
-        <w:jc w:val="both"/>
+        <w:ind w:firstLine="0"/>
+        <w:jc w:val="center"/>
+      </w:pPr>
+      <w:r>
+        <w:drawing>
+          <wp:inline xmlns:a="http://schemas.openxmlformats.org/drawingml/2006/main" xmlns:pic="http://schemas.openxmlformats.org/drawingml/2006/picture">
+            <wp:extent cx="5400000" cy="3761089"/>
+            <wp:docPr id="6" name="Picture 6"/>
+            <wp:cNvGraphicFramePr>
+              <a:graphicFrameLocks noChangeAspect="1"/>
+            </wp:cNvGraphicFramePr>
+            <a:graphic>
+              <a:graphicData uri="http://schemas.openxmlformats.org/drawingml/2006/picture">
+                <pic:pic>
+                  <pic:nvPicPr>
+                    <pic:cNvPr id="0" name="05_sequence_basic_flow_part2.png"/>
+                    <pic:cNvPicPr/>
+                  </pic:nvPicPr>
+                  <pic:blipFill>
+                    <a:blip r:embed="rId19"/>
+                    <a:stretch>
+                      <a:fillRect/>
+                    </a:stretch>
+                  </pic:blipFill>
+                  <pic:spPr>
+                    <a:xfrm>
+                      <a:off x="0" y="0"/>
+                      <a:ext cx="5400000" cy="3761089"/>
+                    </a:xfrm>
+                    <a:prstGeom prst="rect"/>
+                  </pic:spPr>
+                </pic:pic>
+              </a:graphicData>
+            </a:graphic>
+          </wp:inline>
+        </w:drawing>
+      </w:r>
+    </w:p>
+    <w:p>
+      <w:pPr>
+        <w:keepNext w:val="0"/>
+        <w:spacing w:before="0" w:after="0" w:line="288" w:lineRule="auto"/>
+        <w:ind w:firstLine="0"/>
+        <w:jc w:val="center"/>
       </w:pPr>
       <w:r>
         <w:rPr>
           <w:rFonts w:ascii="Times New Roman" w:hAnsi="Times New Roman" w:eastAsia="Times New Roman" w:cs="Times New Roman"/>
           <w:b w:val="0"/>
-          <w:i/>
-        </w:rPr>
-        <w:t xml:space="preserve">Исходник: </w:t>
-      </w:r>
-      <w:r>
-        <w:rPr>
-          <w:rFonts w:ascii="Times New Roman" w:hAnsi="Times New Roman" w:eastAsia="Times New Roman" w:cs="Times New Roman"/>
-          <w:b w:val="0"/>
-          <w:i/>
-        </w:rPr>
-        <w:t>diagrams/05_sequence_basic_flow_part2.puml</w:t>
+          <w:i w:val="0"/>
+          <w:sz w:val="28"/>
+        </w:rPr>
+        <w:t>Рисунок 6 – Последовательность: назначение водителя</w:t>
       </w:r>
     </w:p>
+    <w:p/>
     <w:p>
       <w:pPr>
         <w:spacing w:before="0" w:after="0" w:line="288" w:lineRule="auto"/>
@@ -2654,29 +2920,68 @@
         <w:t>5.6 Последовательность: оплата</w:t>
       </w:r>
     </w:p>
+    <w:p/>
     <w:p>
       <w:pPr>
+        <w:keepNext/>
+        <w:keepLines/>
         <w:spacing w:before="0" w:after="0" w:line="288" w:lineRule="auto"/>
-        <w:ind w:firstLine="709"/>
-        <w:jc w:val="both"/>
+        <w:ind w:firstLine="0"/>
+        <w:jc w:val="center"/>
+      </w:pPr>
+      <w:r>
+        <w:drawing>
+          <wp:inline xmlns:a="http://schemas.openxmlformats.org/drawingml/2006/main" xmlns:pic="http://schemas.openxmlformats.org/drawingml/2006/picture">
+            <wp:extent cx="5400000" cy="4538298"/>
+            <wp:docPr id="7" name="Picture 7"/>
+            <wp:cNvGraphicFramePr>
+              <a:graphicFrameLocks noChangeAspect="1"/>
+            </wp:cNvGraphicFramePr>
+            <a:graphic>
+              <a:graphicData uri="http://schemas.openxmlformats.org/drawingml/2006/picture">
+                <pic:pic>
+                  <pic:nvPicPr>
+                    <pic:cNvPr id="0" name="06_sequence_basic_flow_part3.png"/>
+                    <pic:cNvPicPr/>
+                  </pic:nvPicPr>
+                  <pic:blipFill>
+                    <a:blip r:embed="rId20"/>
+                    <a:stretch>
+                      <a:fillRect/>
+                    </a:stretch>
+                  </pic:blipFill>
+                  <pic:spPr>
+                    <a:xfrm>
+                      <a:off x="0" y="0"/>
+                      <a:ext cx="5400000" cy="4538298"/>
+                    </a:xfrm>
+                    <a:prstGeom prst="rect"/>
+                  </pic:spPr>
+                </pic:pic>
+              </a:graphicData>
+            </a:graphic>
+          </wp:inline>
+        </w:drawing>
+      </w:r>
+    </w:p>
+    <w:p>
+      <w:pPr>
+        <w:keepNext w:val="0"/>
+        <w:spacing w:before="0" w:after="0" w:line="288" w:lineRule="auto"/>
+        <w:ind w:firstLine="0"/>
+        <w:jc w:val="center"/>
       </w:pPr>
       <w:r>
         <w:rPr>
           <w:rFonts w:ascii="Times New Roman" w:hAnsi="Times New Roman" w:eastAsia="Times New Roman" w:cs="Times New Roman"/>
           <w:b w:val="0"/>
-          <w:i/>
-        </w:rPr>
-        <w:t xml:space="preserve">Исходник: </w:t>
-      </w:r>
-      <w:r>
-        <w:rPr>
-          <w:rFonts w:ascii="Times New Roman" w:hAnsi="Times New Roman" w:eastAsia="Times New Roman" w:cs="Times New Roman"/>
-          <w:b w:val="0"/>
-          <w:i/>
-        </w:rPr>
-        <w:t>diagrams/06_sequence_basic_flow_part3.puml</w:t>
+          <w:i w:val="0"/>
+          <w:sz w:val="28"/>
+        </w:rPr>
+        <w:t>Рисунок 7 – Последовательность: оплата</w:t>
       </w:r>
     </w:p>
+    <w:p/>
     <w:p>
       <w:pPr>
         <w:spacing w:before="0" w:after="0" w:line="288" w:lineRule="auto"/>
@@ -2733,29 +3038,68 @@
         <w:t>5.7 Последовательность: выполнение поездки</w:t>
       </w:r>
     </w:p>
+    <w:p/>
     <w:p>
       <w:pPr>
+        <w:keepNext/>
+        <w:keepLines/>
         <w:spacing w:before="0" w:after="0" w:line="288" w:lineRule="auto"/>
-        <w:ind w:firstLine="709"/>
-        <w:jc w:val="both"/>
+        <w:ind w:firstLine="0"/>
+        <w:jc w:val="center"/>
+      </w:pPr>
+      <w:r>
+        <w:drawing>
+          <wp:inline xmlns:a="http://schemas.openxmlformats.org/drawingml/2006/main" xmlns:pic="http://schemas.openxmlformats.org/drawingml/2006/picture">
+            <wp:extent cx="5400000" cy="4959014"/>
+            <wp:docPr id="8" name="Picture 8"/>
+            <wp:cNvGraphicFramePr>
+              <a:graphicFrameLocks noChangeAspect="1"/>
+            </wp:cNvGraphicFramePr>
+            <a:graphic>
+              <a:graphicData uri="http://schemas.openxmlformats.org/drawingml/2006/picture">
+                <pic:pic>
+                  <pic:nvPicPr>
+                    <pic:cNvPr id="0" name="07_sequence_basic_flow_part4.png"/>
+                    <pic:cNvPicPr/>
+                  </pic:nvPicPr>
+                  <pic:blipFill>
+                    <a:blip r:embed="rId21"/>
+                    <a:stretch>
+                      <a:fillRect/>
+                    </a:stretch>
+                  </pic:blipFill>
+                  <pic:spPr>
+                    <a:xfrm>
+                      <a:off x="0" y="0"/>
+                      <a:ext cx="5400000" cy="4959014"/>
+                    </a:xfrm>
+                    <a:prstGeom prst="rect"/>
+                  </pic:spPr>
+                </pic:pic>
+              </a:graphicData>
+            </a:graphic>
+          </wp:inline>
+        </w:drawing>
+      </w:r>
+    </w:p>
+    <w:p>
+      <w:pPr>
+        <w:keepNext w:val="0"/>
+        <w:spacing w:before="0" w:after="0" w:line="288" w:lineRule="auto"/>
+        <w:ind w:firstLine="0"/>
+        <w:jc w:val="center"/>
       </w:pPr>
       <w:r>
         <w:rPr>
           <w:rFonts w:ascii="Times New Roman" w:hAnsi="Times New Roman" w:eastAsia="Times New Roman" w:cs="Times New Roman"/>
           <w:b w:val="0"/>
-          <w:i/>
-        </w:rPr>
-        <w:t xml:space="preserve">Исходник: </w:t>
-      </w:r>
-      <w:r>
-        <w:rPr>
-          <w:rFonts w:ascii="Times New Roman" w:hAnsi="Times New Roman" w:eastAsia="Times New Roman" w:cs="Times New Roman"/>
-          <w:b w:val="0"/>
-          <w:i/>
-        </w:rPr>
-        <w:t>diagrams/07_sequence_basic_flow_part4.puml</w:t>
+          <w:i w:val="0"/>
+          <w:sz w:val="28"/>
+        </w:rPr>
+        <w:t>Рисунок 8 – Последовательность: выполнение поездки</w:t>
       </w:r>
     </w:p>
+    <w:p/>
     <w:p>
       <w:pPr>
         <w:spacing w:before="0" w:after="0" w:line="288" w:lineRule="auto"/>
@@ -2796,6 +3140,68 @@
         <w:t>5.8 Диаграмма коммуникации</w:t>
       </w:r>
     </w:p>
+    <w:p/>
+    <w:p>
+      <w:pPr>
+        <w:keepNext/>
+        <w:keepLines/>
+        <w:spacing w:before="0" w:after="0" w:line="288" w:lineRule="auto"/>
+        <w:ind w:firstLine="0"/>
+        <w:jc w:val="center"/>
+      </w:pPr>
+      <w:r>
+        <w:drawing>
+          <wp:inline xmlns:a="http://schemas.openxmlformats.org/drawingml/2006/main" xmlns:pic="http://schemas.openxmlformats.org/drawingml/2006/picture">
+            <wp:extent cx="5400000" cy="1406525"/>
+            <wp:docPr id="9" name="Picture 9"/>
+            <wp:cNvGraphicFramePr>
+              <a:graphicFrameLocks noChangeAspect="1"/>
+            </wp:cNvGraphicFramePr>
+            <a:graphic>
+              <a:graphicData uri="http://schemas.openxmlformats.org/drawingml/2006/picture">
+                <pic:pic>
+                  <pic:nvPicPr>
+                    <pic:cNvPr id="0" name="08_collaboration_diagram.png"/>
+                    <pic:cNvPicPr/>
+                  </pic:nvPicPr>
+                  <pic:blipFill>
+                    <a:blip r:embed="rId22"/>
+                    <a:stretch>
+                      <a:fillRect/>
+                    </a:stretch>
+                  </pic:blipFill>
+                  <pic:spPr>
+                    <a:xfrm>
+                      <a:off x="0" y="0"/>
+                      <a:ext cx="5400000" cy="1406525"/>
+                    </a:xfrm>
+                    <a:prstGeom prst="rect"/>
+                  </pic:spPr>
+                </pic:pic>
+              </a:graphicData>
+            </a:graphic>
+          </wp:inline>
+        </w:drawing>
+      </w:r>
+    </w:p>
+    <w:p>
+      <w:pPr>
+        <w:keepNext w:val="0"/>
+        <w:spacing w:before="0" w:after="0" w:line="288" w:lineRule="auto"/>
+        <w:ind w:firstLine="0"/>
+        <w:jc w:val="center"/>
+      </w:pPr>
+      <w:r>
+        <w:rPr>
+          <w:rFonts w:ascii="Times New Roman" w:hAnsi="Times New Roman" w:eastAsia="Times New Roman" w:cs="Times New Roman"/>
+          <w:b w:val="0"/>
+          <w:i w:val="0"/>
+          <w:sz w:val="28"/>
+        </w:rPr>
+        <w:t>Рисунок 9 – Диаграмма коммуникации</w:t>
+      </w:r>
+    </w:p>
+    <w:p/>
     <w:p>
       <w:pPr>
         <w:spacing w:before="0" w:after="0" w:line="288" w:lineRule="auto"/>
@@ -2805,10 +3211,18 @@
       <w:r>
         <w:rPr>
           <w:rFonts w:ascii="Times New Roman" w:hAnsi="Times New Roman" w:eastAsia="Times New Roman" w:cs="Times New Roman"/>
+          <w:b/>
+          <w:i w:val="0"/>
+        </w:rPr>
+        <w:t>Инженерное обоснование.</w:t>
+      </w:r>
+      <w:r>
+        <w:rPr>
+          <w:rFonts w:ascii="Times New Roman" w:hAnsi="Times New Roman" w:eastAsia="Times New Roman" w:cs="Times New Roman"/>
           <w:b w:val="0"/>
-          <w:i/>
-        </w:rPr>
-        <w:t xml:space="preserve">Исходник: </w:t>
+          <w:i w:val="0"/>
+        </w:rPr>
+        <w:t xml:space="preserve"> Нумерованные сообщения показывают тот же основной сценарий покупки, что и четыре диаграммы последовательности. Разница представления полезна для контроля связности объектов: </w:t>
       </w:r>
       <w:r>
         <w:rPr>
@@ -2816,9 +3230,96 @@
           <w:b w:val="0"/>
           <w:i/>
         </w:rPr>
-        <w:t>diagrams/08_collaboration_diagram.puml</w:t>
+        <w:t>RideUI</w:t>
+      </w:r>
+      <w:r>
+        <w:rPr>
+          <w:rFonts w:ascii="Times New Roman" w:hAnsi="Times New Roman" w:eastAsia="Times New Roman" w:cs="Times New Roman"/>
+          <w:b w:val="0"/>
+          <w:i w:val="0"/>
+        </w:rPr>
+        <w:t xml:space="preserve"> не обращается напрямую к базе или шлюзу, а все изменения заказа идут через контроллер.</w:t>
       </w:r>
     </w:p>
+    <w:p>
+      <w:pPr>
+        <w:pStyle w:val="Heading3"/>
+        <w:keepNext/>
+        <w:spacing w:before="320" w:after="0" w:line="360" w:lineRule="auto"/>
+        <w:ind w:firstLine="0"/>
+        <w:jc w:val="left"/>
+      </w:pPr>
+      <w:r>
+        <w:rPr>
+          <w:rFonts w:ascii="Times New Roman" w:hAnsi="Times New Roman" w:eastAsia="Times New Roman" w:cs="Times New Roman"/>
+          <w:b w:val="0"/>
+          <w:i w:val="0"/>
+        </w:rPr>
+        <w:t>5.9 Ключевые абстракции</w:t>
+      </w:r>
+    </w:p>
+    <w:p/>
+    <w:p>
+      <w:pPr>
+        <w:keepNext/>
+        <w:keepLines/>
+        <w:spacing w:before="0" w:after="0" w:line="288" w:lineRule="auto"/>
+        <w:ind w:firstLine="0"/>
+        <w:jc w:val="center"/>
+      </w:pPr>
+      <w:r>
+        <w:drawing>
+          <wp:inline xmlns:a="http://schemas.openxmlformats.org/drawingml/2006/main" xmlns:pic="http://schemas.openxmlformats.org/drawingml/2006/picture">
+            <wp:extent cx="5400000" cy="6724038"/>
+            <wp:docPr id="10" name="Picture 10"/>
+            <wp:cNvGraphicFramePr>
+              <a:graphicFrameLocks noChangeAspect="1"/>
+            </wp:cNvGraphicFramePr>
+            <a:graphic>
+              <a:graphicData uri="http://schemas.openxmlformats.org/drawingml/2006/picture">
+                <pic:pic>
+                  <pic:nvPicPr>
+                    <pic:cNvPr id="0" name="09_key_abstractions.png"/>
+                    <pic:cNvPicPr/>
+                  </pic:nvPicPr>
+                  <pic:blipFill>
+                    <a:blip r:embed="rId14"/>
+                    <a:stretch>
+                      <a:fillRect/>
+                    </a:stretch>
+                  </pic:blipFill>
+                  <pic:spPr>
+                    <a:xfrm>
+                      <a:off x="0" y="0"/>
+                      <a:ext cx="5400000" cy="6724038"/>
+                    </a:xfrm>
+                    <a:prstGeom prst="rect"/>
+                  </pic:spPr>
+                </pic:pic>
+              </a:graphicData>
+            </a:graphic>
+          </wp:inline>
+        </w:drawing>
+      </w:r>
+    </w:p>
+    <w:p>
+      <w:pPr>
+        <w:keepNext w:val="0"/>
+        <w:spacing w:before="0" w:after="0" w:line="288" w:lineRule="auto"/>
+        <w:ind w:firstLine="0"/>
+        <w:jc w:val="center"/>
+      </w:pPr>
+      <w:r>
+        <w:rPr>
+          <w:rFonts w:ascii="Times New Roman" w:hAnsi="Times New Roman" w:eastAsia="Times New Roman" w:cs="Times New Roman"/>
+          <w:b w:val="0"/>
+          <w:i w:val="0"/>
+          <w:sz w:val="28"/>
+        </w:rPr>
+        <w:t>Рисунок 10 – Ключевые абстракции</w:t>
+      </w:r>
+    </w:p>
+    <w:p/>
     <w:p>
       <w:pPr>
         <w:spacing w:before="0" w:after="0" w:line="288" w:lineRule="auto"/>
@@ -2839,23 +3340,7 @@
           <w:b w:val="0"/>
           <w:i w:val="0"/>
         </w:rPr>
-        <w:t xml:space="preserve"> Нумерованные сообщения показывают тот же основной сценарий покупки, что и четыре диаграммы последовательности. Разница представления полезна для контроля связности объектов: </w:t>
-      </w:r>
-      <w:r>
-        <w:rPr>
-          <w:rFonts w:ascii="Times New Roman" w:hAnsi="Times New Roman" w:eastAsia="Times New Roman" w:cs="Times New Roman"/>
-          <w:b w:val="0"/>
-          <w:i/>
-        </w:rPr>
-        <w:t>RideUI</w:t>
-      </w:r>
-      <w:r>
-        <w:rPr>
-          <w:rFonts w:ascii="Times New Roman" w:hAnsi="Times New Roman" w:eastAsia="Times New Roman" w:cs="Times New Roman"/>
-          <w:b w:val="0"/>
-          <w:i w:val="0"/>
-        </w:rPr>
-        <w:t xml:space="preserve"> не обращается напрямую к базе или шлюзу, а все изменения заказа идут через контроллер.</w:t>
+        <w:t xml:space="preserve"> Ключевые абстракции выделены по предметной области таксопарка: пассажир, водитель, автомобиль, заказ, местоположение, платёж, оценка. Связи показывают основную модель данных: один водитель может выполнить много заказов, один заказ связан с одним автомобилем через водителя, один заказ имеет одно местоположение. Это базовая модель для реализации: таблицы базы данных или классы-сущности.</w:t>
       </w:r>
     </w:p>
     <w:p>

--- a/SE/solution/lab2/report.docx
+++ b/SE/solution/lab2/report.docx
@@ -434,7 +434,7 @@
           <w:b w:val="0"/>
           <w:i w:val="0"/>
         </w:rPr>
-        <w:t xml:space="preserve">Отчёт описывает анализ требований и сценариев системы заказа такси. Восемь воспроизводимых диаграмм охватывают прецеденты, трассировку, классы анализа </w:t>
+        <w:t xml:space="preserve">Отчёт описывает анализ требований и сценариев системы заказа такси. Девять воспроизводимых диаграмм охватывают прецеденты, трассировку, классы анализа </w:t>
       </w:r>
       <w:r>
         <w:rPr>
@@ -450,7 +450,7 @@
           <w:b w:val="0"/>
           <w:i w:val="0"/>
         </w:rPr>
-        <w:t xml:space="preserve">, последовательности (4 фазы основного сценария покупки), коммуникацию и ключевые абстракции. Методология основана на главе 3 учебного пособия по </w:t>
+        <w:t xml:space="preserve">, последовательности (4 фазы основного сценария покупки), кооперацию и ключевые абстракции. Методология основана на главе 3 учебного пособия по </w:t>
       </w:r>
       <w:r>
         <w:rPr>
@@ -3137,7 +3137,7 @@
           <w:b w:val="0"/>
           <w:i w:val="0"/>
         </w:rPr>
-        <w:t>5.8 Диаграмма коммуникации</w:t>
+        <w:t>5.8 Диаграмма кооперации</w:t>
       </w:r>
     </w:p>
     <w:p/>
@@ -3198,7 +3198,7 @@
           <w:i w:val="0"/>
           <w:sz w:val="28"/>
         </w:rPr>
-        <w:t>Рисунок 9 – Диаграмма коммуникации</w:t>
+        <w:t>Рисунок 9 – Диаграмма кооперации</w:t>
       </w:r>
     </w:p>
     <w:p/>
@@ -3238,7 +3238,151 @@
           <w:b w:val="0"/>
           <w:i w:val="0"/>
         </w:rPr>
-        <w:t xml:space="preserve"> не обращается напрямую к базе или шлюзу, а все изменения заказа идут через контроллер.</w:t>
+        <w:t xml:space="preserve"> не обращается напрямую к базе или шлюзу, а все изменения заказа идут через контроллер. Объекты в диаграмме соответствуют классам из </w:t>
+      </w:r>
+      <w:r>
+        <w:rPr>
+          <w:rFonts w:ascii="Times New Roman" w:hAnsi="Times New Roman" w:eastAsia="Times New Roman" w:cs="Times New Roman"/>
+          <w:b w:val="0"/>
+          <w:i/>
+        </w:rPr>
+        <w:t>VOPC</w:t>
+      </w:r>
+      <w:r>
+        <w:rPr>
+          <w:rFonts w:ascii="Times New Roman" w:hAnsi="Times New Roman" w:eastAsia="Times New Roman" w:cs="Times New Roman"/>
+          <w:b w:val="0"/>
+          <w:i w:val="0"/>
+        </w:rPr>
+        <w:t xml:space="preserve"> (</w:t>
+      </w:r>
+      <w:r>
+        <w:rPr>
+          <w:rFonts w:ascii="Times New Roman" w:hAnsi="Times New Roman" w:eastAsia="Times New Roman" w:cs="Times New Roman"/>
+          <w:b w:val="0"/>
+          <w:i/>
+        </w:rPr>
+        <w:t>RideUI</w:t>
+      </w:r>
+      <w:r>
+        <w:rPr>
+          <w:rFonts w:ascii="Times New Roman" w:hAnsi="Times New Roman" w:eastAsia="Times New Roman" w:cs="Times New Roman"/>
+          <w:b w:val="0"/>
+          <w:i w:val="0"/>
+        </w:rPr>
+        <w:t xml:space="preserve">, </w:t>
+      </w:r>
+      <w:r>
+        <w:rPr>
+          <w:rFonts w:ascii="Times New Roman" w:hAnsi="Times New Roman" w:eastAsia="Times New Roman" w:cs="Times New Roman"/>
+          <w:b w:val="0"/>
+          <w:i/>
+        </w:rPr>
+        <w:t>RideController</w:t>
+      </w:r>
+      <w:r>
+        <w:rPr>
+          <w:rFonts w:ascii="Times New Roman" w:hAnsi="Times New Roman" w:eastAsia="Times New Roman" w:cs="Times New Roman"/>
+          <w:b w:val="0"/>
+          <w:i w:val="0"/>
+        </w:rPr>
+        <w:t xml:space="preserve">, </w:t>
+      </w:r>
+      <w:r>
+        <w:rPr>
+          <w:rFonts w:ascii="Times New Roman" w:hAnsi="Times New Roman" w:eastAsia="Times New Roman" w:cs="Times New Roman"/>
+          <w:b w:val="0"/>
+          <w:i/>
+        </w:rPr>
+        <w:t>Ride</w:t>
+      </w:r>
+      <w:r>
+        <w:rPr>
+          <w:rFonts w:ascii="Times New Roman" w:hAnsi="Times New Roman" w:eastAsia="Times New Roman" w:cs="Times New Roman"/>
+          <w:b w:val="0"/>
+          <w:i w:val="0"/>
+        </w:rPr>
+        <w:t xml:space="preserve">, </w:t>
+      </w:r>
+      <w:r>
+        <w:rPr>
+          <w:rFonts w:ascii="Times New Roman" w:hAnsi="Times New Roman" w:eastAsia="Times New Roman" w:cs="Times New Roman"/>
+          <w:b w:val="0"/>
+          <w:i/>
+        </w:rPr>
+        <w:t>Driver</w:t>
+      </w:r>
+      <w:r>
+        <w:rPr>
+          <w:rFonts w:ascii="Times New Roman" w:hAnsi="Times New Roman" w:eastAsia="Times New Roman" w:cs="Times New Roman"/>
+          <w:b w:val="0"/>
+          <w:i w:val="0"/>
+        </w:rPr>
+        <w:t xml:space="preserve">, </w:t>
+      </w:r>
+      <w:r>
+        <w:rPr>
+          <w:rFonts w:ascii="Times New Roman" w:hAnsi="Times New Roman" w:eastAsia="Times New Roman" w:cs="Times New Roman"/>
+          <w:b w:val="0"/>
+          <w:i/>
+        </w:rPr>
+        <w:t>Vehicle</w:t>
+      </w:r>
+      <w:r>
+        <w:rPr>
+          <w:rFonts w:ascii="Times New Roman" w:hAnsi="Times New Roman" w:eastAsia="Times New Roman" w:cs="Times New Roman"/>
+          <w:b w:val="0"/>
+          <w:i w:val="0"/>
+        </w:rPr>
+        <w:t xml:space="preserve">, </w:t>
+      </w:r>
+      <w:r>
+        <w:rPr>
+          <w:rFonts w:ascii="Times New Roman" w:hAnsi="Times New Roman" w:eastAsia="Times New Roman" w:cs="Times New Roman"/>
+          <w:b w:val="0"/>
+          <w:i/>
+        </w:rPr>
+        <w:t>Location</w:t>
+      </w:r>
+      <w:r>
+        <w:rPr>
+          <w:rFonts w:ascii="Times New Roman" w:hAnsi="Times New Roman" w:eastAsia="Times New Roman" w:cs="Times New Roman"/>
+          <w:b w:val="0"/>
+          <w:i w:val="0"/>
+        </w:rPr>
+        <w:t xml:space="preserve">, </w:t>
+      </w:r>
+      <w:r>
+        <w:rPr>
+          <w:rFonts w:ascii="Times New Roman" w:hAnsi="Times New Roman" w:eastAsia="Times New Roman" w:cs="Times New Roman"/>
+          <w:b w:val="0"/>
+          <w:i/>
+        </w:rPr>
+        <w:t>Payment</w:t>
+      </w:r>
+      <w:r>
+        <w:rPr>
+          <w:rFonts w:ascii="Times New Roman" w:hAnsi="Times New Roman" w:eastAsia="Times New Roman" w:cs="Times New Roman"/>
+          <w:b w:val="0"/>
+          <w:i w:val="0"/>
+        </w:rPr>
+        <w:t xml:space="preserve">, </w:t>
+      </w:r>
+      <w:r>
+        <w:rPr>
+          <w:rFonts w:ascii="Times New Roman" w:hAnsi="Times New Roman" w:eastAsia="Times New Roman" w:cs="Times New Roman"/>
+          <w:b w:val="0"/>
+          <w:i/>
+        </w:rPr>
+        <w:t>Rating</w:t>
+      </w:r>
+      <w:r>
+        <w:rPr>
+          <w:rFonts w:ascii="Times New Roman" w:hAnsi="Times New Roman" w:eastAsia="Times New Roman" w:cs="Times New Roman"/>
+          <w:b w:val="0"/>
+          <w:i w:val="0"/>
+        </w:rPr>
+        <w:t>).</w:t>
       </w:r>
     </w:p>
     <w:p>
@@ -3373,7 +3517,7 @@
           <w:b w:val="0"/>
           <w:i w:val="0"/>
         </w:rPr>
-        <w:t>Получена связанная модель из восьми диаграмм: прецеденты трассируются к классам анализа, четыре фазы последовательности и коммуникационная диаграмма описывают одну покупку. Для практической реализации необходимы транзакционное назначение водителя, идемпотентность платежей и очередь повторной доставки.</w:t>
+        <w:t>Получена связанная модель из девяти диаграмм: прецеденты трассируются к классам анализа, четыре фазы последовательности и диаграмма кооперации описывают одну покупку. Для практической реализации необходимы транзакционное назначение водителя, идемпотентность платежей и очередь повторной доставки.</w:t>
       </w:r>
     </w:p>
     <w:p>
